--- a/docs/炬视工作台_Windows安装使用说明.docx
+++ b/docs/炬视工作台_Windows安装使用说明.docx
@@ -106,7 +106,143 @@
         <w:spacing w:after="120"/>
       </w:pPr>
       <w:r>
-        <w:t xml:space="preserve">它由管理员在一台 Windows 电脑上打包生成（打包方法见同目录 `打包Windows说明.md`）。你只需拿到这个 `.exe` 即可，</w:t>
+        <w:rPr>
+          <w:b/>
+          <w:bCs/>
+        </w:rPr>
+        <w:t xml:space="preserve">怎么拿到它（管理员，任选其一）</w:t>
+      </w:r>
+      <w:r>
+        <w:t xml:space="preserve">：</w:t>
+      </w:r>
+    </w:p>
+    <w:p/>
+    <w:p>
+      <w:pPr>
+        <w:pStyle w:val="ListParagraph"/>
+        <w:numPr>
+          <w:ilvl w:val="0"/>
+          <w:numId w:val="2"/>
+        </w:numPr>
+      </w:pPr>
+      <w:r>
+        <w:rPr>
+          <w:b/>
+          <w:bCs/>
+        </w:rPr>
+        <w:t xml:space="preserve">方式 A（推荐，云端自动打包）</w:t>
+      </w:r>
+      <w:r>
+        <w:t xml:space="preserve">：仓库已配好 GitHub Actions。打开仓库</w:t>
+      </w:r>
+    </w:p>
+    <w:p>
+      <w:pPr>
+        <w:spacing w:after="120"/>
+      </w:pPr>
+      <w:r>
+        <w:t xml:space="preserve">  `xjwhangdian-ai/company-os-desktop` → </w:t>
+      </w:r>
+      <w:r>
+        <w:rPr>
+          <w:b/>
+          <w:bCs/>
+        </w:rPr>
+        <w:t xml:space="preserve">Actions</w:t>
+      </w:r>
+      <w:r>
+        <w:t xml:space="preserve"> 标签 → 左侧「Build Windows Installer」</w:t>
+      </w:r>
+    </w:p>
+    <w:p>
+      <w:pPr>
+        <w:spacing w:after="120"/>
+      </w:pPr>
+      <w:r>
+        <w:t xml:space="preserve">  → 「Run workflow」。几分钟后在这次运行页面底部 </w:t>
+      </w:r>
+      <w:r>
+        <w:rPr>
+          <w:b/>
+          <w:bCs/>
+        </w:rPr>
+        <w:t xml:space="preserve">Artifacts</w:t>
+      </w:r>
+      <w:r>
+        <w:t xml:space="preserve"> 里下载 `windows-installer`</w:t>
+      </w:r>
+    </w:p>
+    <w:p>
+      <w:pPr>
+        <w:spacing w:after="120"/>
+      </w:pPr>
+      <w:r>
+        <w:t xml:space="preserve">  （解压得到 `.exe`）。</w:t>
+      </w:r>
+    </w:p>
+    <w:p>
+      <w:pPr>
+        <w:pStyle w:val="ListParagraph"/>
+        <w:numPr>
+          <w:ilvl w:val="0"/>
+          <w:numId w:val="2"/>
+        </w:numPr>
+      </w:pPr>
+      <w:r>
+        <w:t xml:space="preserve">也可以打版本标签自动出包并发到 Release：本地 `git tag v0.1.0 &amp;&amp; git push origin v0.1.0`，</w:t>
+      </w:r>
+    </w:p>
+    <w:p>
+      <w:pPr>
+        <w:spacing w:after="120"/>
+      </w:pPr>
+      <w:r>
+        <w:t xml:space="preserve">    构建完成后到仓库 </w:t>
+      </w:r>
+      <w:r>
+        <w:rPr>
+          <w:b/>
+          <w:bCs/>
+        </w:rPr>
+        <w:t xml:space="preserve">Releases</w:t>
+      </w:r>
+      <w:r>
+        <w:t xml:space="preserve"> 页下载。</w:t>
+      </w:r>
+    </w:p>
+    <w:p>
+      <w:pPr>
+        <w:pStyle w:val="ListParagraph"/>
+        <w:numPr>
+          <w:ilvl w:val="0"/>
+          <w:numId w:val="2"/>
+        </w:numPr>
+      </w:pPr>
+      <w:r>
+        <w:rPr>
+          <w:b/>
+          <w:bCs/>
+        </w:rPr>
+        <w:t xml:space="preserve">方式 B（本地 Windows 电脑打包）</w:t>
+      </w:r>
+      <w:r>
+        <w:t xml:space="preserve">：见同目录 `打包Windows说明.md`。</w:t>
+      </w:r>
+    </w:p>
+    <w:p/>
+    <w:p>
+      <w:pPr>
+        <w:spacing w:after="120"/>
+      </w:pPr>
+      <w:r>
+        <w:rPr>
+          <w:b/>
+          <w:bCs/>
+        </w:rPr>
+        <w:t xml:space="preserve">普通员工</w:t>
+      </w:r>
+      <w:r>
+        <w:t xml:space="preserve">只需拿到管理员给的这个 `.exe` 即可，</w:t>
       </w:r>
       <w:r>
         <w:rPr>
@@ -146,58 +282,70 @@
         <w:pStyle w:val="ListParagraph"/>
         <w:numPr>
           <w:ilvl w:val="0"/>
+          <w:numId w:val="3"/>
+        </w:numPr>
+      </w:pPr>
+      <w:r>
+        <w:t xml:space="preserve">双击 `炬视数字人分身工作台 Setup x.x.x.exe`。</w:t>
+      </w:r>
+    </w:p>
+    <w:p>
+      <w:pPr>
+        <w:pStyle w:val="ListParagraph"/>
+        <w:numPr>
+          <w:ilvl w:val="0"/>
+          <w:numId w:val="3"/>
+        </w:numPr>
+      </w:pPr>
+      <w:r>
+        <w:rPr>
+          <w:b/>
+          <w:bCs/>
+        </w:rPr>
+        <w:t xml:space="preserve">会弹出蓝色提示「Windows 已保护你的电脑 / 未知发布者」</w:t>
+      </w:r>
+      <w:r>
+        <w:t xml:space="preserve">——这是因为安装包</w:t>
+      </w:r>
+      <w:r>
+        <w:rPr>
+          <w:b/>
+          <w:bCs/>
+        </w:rPr>
+        <w:t xml:space="preserve">未做代码签名</w:t>
+      </w:r>
+      <w:r>
+        <w:t xml:space="preserve">，属正常现象。</w:t>
+      </w:r>
+    </w:p>
+    <w:p>
+      <w:pPr>
+        <w:spacing w:after="120"/>
+      </w:pPr>
+      <w:r>
+        <w:t xml:space="preserve">   点提示里的 </w:t>
+      </w:r>
+      <w:r>
+        <w:rPr>
+          <w:b/>
+          <w:bCs/>
+        </w:rPr>
+        <w:t xml:space="preserve">「更多信息」→「仍要运行」</w:t>
+      </w:r>
+      <w:r>
+        <w:t xml:space="preserve"> 即可继续。</w:t>
+      </w:r>
+    </w:p>
+    <w:p>
+      <w:pPr>
+        <w:pStyle w:val="ListParagraph"/>
+        <w:numPr>
+          <w:ilvl w:val="0"/>
           <w:numId w:val="2"/>
         </w:numPr>
       </w:pPr>
       <w:r>
-        <w:t xml:space="preserve">双击 `炬视数字人分身工作台 Setup x.x.x.exe`。</w:t>
-      </w:r>
-    </w:p>
-    <w:p>
-      <w:pPr>
-        <w:pStyle w:val="ListParagraph"/>
-        <w:numPr>
-          <w:ilvl w:val="0"/>
-          <w:numId w:val="2"/>
-        </w:numPr>
-      </w:pPr>
-      <w:r>
-        <w:rPr>
-          <w:b/>
-          <w:bCs/>
-        </w:rPr>
-        <w:t xml:space="preserve">会弹出蓝色提示「Windows 已保护你的电脑 / 未知发布者」</w:t>
-      </w:r>
-      <w:r>
-        <w:t xml:space="preserve">——这是因为安装包</w:t>
-      </w:r>
-      <w:r>
-        <w:rPr>
-          <w:b/>
-          <w:bCs/>
-        </w:rPr>
-        <w:t xml:space="preserve">未做代码签名</w:t>
-      </w:r>
-      <w:r>
-        <w:t xml:space="preserve">，属正常现象。</w:t>
-      </w:r>
-    </w:p>
-    <w:p>
-      <w:pPr>
-        <w:spacing w:after="120"/>
-      </w:pPr>
-      <w:r>
-        <w:t xml:space="preserve">   点提示里的 </w:t>
-      </w:r>
-      <w:r>
-        <w:rPr>
-          <w:b/>
-          <w:bCs/>
-        </w:rPr>
-        <w:t xml:space="preserve">「更多信息」→「仍要运行」</w:t>
-      </w:r>
-      <w:r>
-        <w:t xml:space="preserve"> 即可继续。</w:t>
+        <w:t xml:space="preserve">如果双击没反应或被杀毒拦截：右键该 `.exe`→「属性」→ 勾选「解除锁定」→ 确定，再运行。</w:t>
       </w:r>
     </w:p>
     <w:p>
@@ -209,18 +357,6 @@
         </w:numPr>
       </w:pPr>
       <w:r>
-        <w:t xml:space="preserve">如果双击没反应或被杀毒拦截：右键该 `.exe`→「属性」→ 勾选「解除锁定」→ 确定，再运行。</w:t>
-      </w:r>
-    </w:p>
-    <w:p>
-      <w:pPr>
-        <w:pStyle w:val="ListParagraph"/>
-        <w:numPr>
-          <w:ilvl w:val="0"/>
-          <w:numId w:val="2"/>
-        </w:numPr>
-      </w:pPr>
-      <w:r>
         <w:t xml:space="preserve">选择安装位置（可用默认），点「安装」。</w:t>
       </w:r>
     </w:p>
@@ -229,7 +365,7 @@
         <w:pStyle w:val="ListParagraph"/>
         <w:numPr>
           <w:ilvl w:val="0"/>
-          <w:numId w:val="2"/>
+          <w:numId w:val="3"/>
         </w:numPr>
       </w:pPr>
       <w:r>
@@ -251,7 +387,7 @@
         <w:pStyle w:val="ListParagraph"/>
         <w:numPr>
           <w:ilvl w:val="0"/>
-          <w:numId w:val="2"/>
+          <w:numId w:val="3"/>
         </w:numPr>
       </w:pPr>
       <w:r>
@@ -285,18 +421,30 @@
         <w:pStyle w:val="ListParagraph"/>
         <w:numPr>
           <w:ilvl w:val="0"/>
+          <w:numId w:val="3"/>
+        </w:numPr>
+      </w:pPr>
+      <w:r>
+        <w:rPr>
+          <w:b/>
+          <w:bCs/>
+        </w:rPr>
+        <w:t xml:space="preserve">选公司 → 选自己的名字</w:t>
+      </w:r>
+      <w:r>
+        <w:t xml:space="preserve">（可设 4 位 PIN；忘了找管理员重置）。</w:t>
+      </w:r>
+    </w:p>
+    <w:p>
+      <w:pPr>
+        <w:pStyle w:val="ListParagraph"/>
+        <w:numPr>
+          <w:ilvl w:val="0"/>
           <w:numId w:val="2"/>
         </w:numPr>
       </w:pPr>
       <w:r>
-        <w:rPr>
-          <w:b/>
-          <w:bCs/>
-        </w:rPr>
-        <w:t xml:space="preserve">选公司 → 选自己的名字</w:t>
-      </w:r>
-      <w:r>
-        <w:t xml:space="preserve">（可设 4 位 PIN；忘了找管理员重置）。</w:t>
+        <w:t xml:space="preserve">这只是给产出文件留「谁做的」痕迹，不是账号安全系统。</w:t>
       </w:r>
     </w:p>
     <w:p>
@@ -308,7 +456,22 @@
         </w:numPr>
       </w:pPr>
       <w:r>
-        <w:t xml:space="preserve">这只是给产出文件留「谁做的」痕迹，不是账号安全系统。</w:t>
+        <w:rPr>
+          <w:b/>
+          <w:bCs/>
+        </w:rPr>
+        <w:t xml:space="preserve">数据目录</w:t>
+      </w:r>
+      <w:r>
+        <w:t xml:space="preserve">（管理员配一次）：指向本机的 `company-os` 仓库文件夹，例如</w:t>
+      </w:r>
+    </w:p>
+    <w:p>
+      <w:pPr>
+        <w:spacing w:after="120"/>
+      </w:pPr>
+      <w:r>
+        <w:t xml:space="preserve">   `C:\Users\你的用户名\company-os`。里面应有 `knowledge\`、`outputs\`、`bidding\` 等子目录。</w:t>
       </w:r>
     </w:p>
     <w:p>
@@ -320,22 +483,7 @@
         </w:numPr>
       </w:pPr>
       <w:r>
-        <w:rPr>
-          <w:b/>
-          <w:bCs/>
-        </w:rPr>
-        <w:t xml:space="preserve">数据目录</w:t>
-      </w:r>
-      <w:r>
-        <w:t xml:space="preserve">（管理员配一次）：指向本机的 `company-os` 仓库文件夹，例如</w:t>
-      </w:r>
-    </w:p>
-    <w:p>
-      <w:pPr>
-        <w:spacing w:after="120"/>
-      </w:pPr>
-      <w:r>
-        <w:t xml:space="preserve">   `C:\Users\你的用户名\company-os`。里面应有 `knowledge\`、`outputs\`、`bidding\` 等子目录。</w:t>
+        <w:t xml:space="preserve">本机还没有这个文件夹？见下面第四节。</w:t>
       </w:r>
     </w:p>
     <w:p>
@@ -344,18 +492,6 @@
         <w:numPr>
           <w:ilvl w:val="0"/>
           <w:numId w:val="3"/>
-        </w:numPr>
-      </w:pPr>
-      <w:r>
-        <w:t xml:space="preserve">本机还没有这个文件夹？见下面第四节。</w:t>
-      </w:r>
-    </w:p>
-    <w:p>
-      <w:pPr>
-        <w:pStyle w:val="ListParagraph"/>
-        <w:numPr>
-          <w:ilvl w:val="0"/>
-          <w:numId w:val="2"/>
         </w:numPr>
       </w:pPr>
       <w:r>
@@ -424,7 +560,7 @@
         <w:pStyle w:val="ListParagraph"/>
         <w:numPr>
           <w:ilvl w:val="0"/>
-          <w:numId w:val="2"/>
+          <w:numId w:val="3"/>
         </w:numPr>
       </w:pPr>
       <w:r>
@@ -443,7 +579,7 @@
         <w:pStyle w:val="ListParagraph"/>
         <w:numPr>
           <w:ilvl w:val="0"/>
-          <w:numId w:val="2"/>
+          <w:numId w:val="3"/>
         </w:numPr>
       </w:pPr>
       <w:r>
@@ -490,7 +626,7 @@
         <w:pStyle w:val="ListParagraph"/>
         <w:numPr>
           <w:ilvl w:val="0"/>
-          <w:numId w:val="2"/>
+          <w:numId w:val="3"/>
         </w:numPr>
       </w:pPr>
       <w:r>
@@ -517,7 +653,7 @@
         <w:pStyle w:val="ListParagraph"/>
         <w:numPr>
           <w:ilvl w:val="0"/>
-          <w:numId w:val="2"/>
+          <w:numId w:val="3"/>
         </w:numPr>
       </w:pPr>
       <w:r>
@@ -539,7 +675,7 @@
         <w:pStyle w:val="ListParagraph"/>
         <w:numPr>
           <w:ilvl w:val="0"/>
-          <w:numId w:val="2"/>
+          <w:numId w:val="3"/>
         </w:numPr>
       </w:pPr>
       <w:r>
@@ -583,17 +719,7 @@
         <w:spacing w:after="120"/>
       </w:pPr>
       <w:r>
-        <w:t xml:space="preserve">大部分功能 Windows 完全可用，但</w:t>
-      </w:r>
-      <w:r>
-        <w:rPr>
-          <w:b/>
-          <w:bCs/>
-        </w:rPr>
-        <w:t xml:space="preserve">有几项目前是 Mac 管理员机专属</w:t>
-      </w:r>
-      <w:r>
-        <w:t xml:space="preserve">，Windows 上暂不可用。这不影响你手动处理已有文件，但要心里有数：</w:t>
+        <w:t xml:space="preserve">程序已做跨平台适配，Windows 11 上正常运行。少数依赖外部工具或特定环境的功能，情况如下：</w:t>
       </w:r>
     </w:p>
     <w:p/>
@@ -698,7 +824,7 @@
                 <w:b/>
                 <w:bCs/>
               </w:rPr>
-              <w:t xml:space="preserve">怎么办</w:t>
+              <w:t xml:space="preserve">说明</w:t>
             </w:r>
           </w:p>
         </w:tc>
@@ -726,7 +852,7 @@
           </w:tcPr>
           <w:p>
             <w:r>
-              <w:t xml:space="preserve">解决方案 · 录音转写（whisper）</w:t>
+              <w:t xml:space="preserve">运营 · 公众号一键排版</w:t>
             </w:r>
           </w:p>
         </w:tc>
@@ -749,7 +875,7 @@
           </w:tcPr>
           <w:p>
             <w:r>
-              <w:t xml:space="preserve">❌ 暂不可用</w:t>
+              <w:t xml:space="preserve">✅ 可用</w:t>
             </w:r>
           </w:p>
         </w:tc>
@@ -772,7 +898,14 @@
           </w:tcPr>
           <w:p>
             <w:r>
-              <w:t xml:space="preserve">在 Mac 管理员机转写好 `xx_转写.md`，同步/拷贝过来再用</w:t>
+              <w:t xml:space="preserve">已改用软件内置运行时，</w:t>
+            </w:r>
+            <w:r>
+              <w:rPr>
+                <w:b/>
+                <w:bCs/>
+              </w:rPr>
+              <w:t xml:space="preserve">无需另装 Node.js</w:t>
             </w:r>
           </w:p>
         </w:tc>
@@ -800,7 +933,7 @@
           </w:tcPr>
           <w:p>
             <w:r>
-              <w:t xml:space="preserve">招投标 · 「下载招标文件」自动抓取</w:t>
+              <w:t xml:space="preserve">☁️ 一键同步</w:t>
             </w:r>
           </w:p>
         </w:tc>
@@ -823,7 +956,7 @@
           </w:tcPr>
           <w:p>
             <w:r>
-              <w:t xml:space="preserve">❌ 暂不可用</w:t>
+              <w:t xml:space="preserve">✅ 可用（需装 Git）</w:t>
             </w:r>
           </w:p>
         </w:tc>
@@ -846,7 +979,7 @@
           </w:tcPr>
           <w:p>
             <w:r>
-              <w:t xml:space="preserve">点项目名超链接在浏览器手动下载，再把文件拖进项目 `01_招标文件/`</w:t>
+              <w:t xml:space="preserve">装一次 Git（https://git-scm.com/download/win），远程指内网仓库/Gitee</w:t>
             </w:r>
           </w:p>
         </w:tc>
@@ -874,7 +1007,7 @@
           </w:tcPr>
           <w:p>
             <w:r>
-              <w:t xml:space="preserve">行业情报 · 每日自动抓取</w:t>
+              <w:t xml:space="preserve">解决方案 · 录音转写（whisper）</w:t>
             </w:r>
           </w:p>
         </w:tc>
@@ -897,7 +1030,7 @@
           </w:tcPr>
           <w:p>
             <w:r>
-              <w:t xml:space="preserve">⚠️ 抓取任务在 Mac 管理员机</w:t>
+              <w:t xml:space="preserve">✅ 装了引擎就能用</w:t>
             </w:r>
           </w:p>
         </w:tc>
@@ -920,7 +1053,7 @@
           </w:tcPr>
           <w:p>
             <w:r>
-              <w:t xml:space="preserve">情报数据靠同步过来；Windows 本机不自动抓取</w:t>
+              <w:t xml:space="preserve">需 `pip install openai-whisper` + 安装 ffmpeg 并加入 PATH；未装则提示安装</w:t>
             </w:r>
           </w:p>
         </w:tc>
@@ -948,7 +1081,7 @@
           </w:tcPr>
           <w:p>
             <w:r>
-              <w:t xml:space="preserve">运营 · 公众号一键排版</w:t>
+              <w:t xml:space="preserve">招投标 · 「下载招标文件」自动抓取</w:t>
             </w:r>
           </w:p>
         </w:tc>
@@ -971,7 +1104,7 @@
           </w:tcPr>
           <w:p>
             <w:r>
-              <w:t xml:space="preserve">⚠️ 需本机装 Node.js</w:t>
+              <w:t xml:space="preserve">⚠️ 按设计走手动</w:t>
             </w:r>
           </w:p>
         </w:tc>
@@ -994,7 +1127,81 @@
           </w:tcPr>
           <w:p>
             <w:r>
-              <w:t xml:space="preserve">装了 Node（https://nodejs.org LTS）并在 PATH 里才能用；否则先跳过排版，纯文字直接发</w:t>
+              <w:t xml:space="preserve">依赖政采登录抓取栈（Mac 管理员机就绪）；Windows 点公告链接手动下载后拖进 `01_招标文件/`</w:t>
+            </w:r>
+          </w:p>
+        </w:tc>
+      </w:tr>
+      <w:tr>
+        <w:trPr>
+          <w:tblHeader w:val="false"/>
+        </w:trPr>
+        <w:tc>
+          <w:tcPr>
+            <w:tcW w:type="dxa" w:w="3008"/>
+            <w:tcBorders>
+              <w:top w:val="single" w:color="AAAAAA" w:sz="2"/>
+              <w:left w:val="single" w:color="AAAAAA" w:sz="2"/>
+              <w:bottom w:val="single" w:color="AAAAAA" w:sz="2"/>
+              <w:right w:val="single" w:color="AAAAAA" w:sz="2"/>
+            </w:tcBorders>
+            <w:tcMar>
+              <w:top w:type="dxa" w:w="60"/>
+              <w:left w:type="dxa" w:w="100"/>
+              <w:bottom w:type="dxa" w:w="60"/>
+              <w:right w:type="dxa" w:w="100"/>
+            </w:tcMar>
+            <w:vAlign w:val="center"/>
+          </w:tcPr>
+          <w:p>
+            <w:r>
+              <w:t xml:space="preserve">行业情报 · 每日自动抓取</w:t>
+            </w:r>
+          </w:p>
+        </w:tc>
+        <w:tc>
+          <w:tcPr>
+            <w:tcW w:type="dxa" w:w="3008"/>
+            <w:tcBorders>
+              <w:top w:val="single" w:color="AAAAAA" w:sz="2"/>
+              <w:left w:val="single" w:color="AAAAAA" w:sz="2"/>
+              <w:bottom w:val="single" w:color="AAAAAA" w:sz="2"/>
+              <w:right w:val="single" w:color="AAAAAA" w:sz="2"/>
+            </w:tcBorders>
+            <w:tcMar>
+              <w:top w:type="dxa" w:w="60"/>
+              <w:left w:type="dxa" w:w="100"/>
+              <w:bottom w:type="dxa" w:w="60"/>
+              <w:right w:type="dxa" w:w="100"/>
+            </w:tcMar>
+            <w:vAlign w:val="center"/>
+          </w:tcPr>
+          <w:p>
+            <w:r>
+              <w:t xml:space="preserve">⚠️ 任务在 Mac 管理员机</w:t>
+            </w:r>
+          </w:p>
+        </w:tc>
+        <w:tc>
+          <w:tcPr>
+            <w:tcW w:type="dxa" w:w="3010"/>
+            <w:tcBorders>
+              <w:top w:val="single" w:color="AAAAAA" w:sz="2"/>
+              <w:left w:val="single" w:color="AAAAAA" w:sz="2"/>
+              <w:bottom w:val="single" w:color="AAAAAA" w:sz="2"/>
+              <w:right w:val="single" w:color="AAAAAA" w:sz="2"/>
+            </w:tcBorders>
+            <w:tcMar>
+              <w:top w:type="dxa" w:w="60"/>
+              <w:left w:type="dxa" w:w="100"/>
+              <w:bottom w:type="dxa" w:w="60"/>
+              <w:right w:type="dxa" w:w="100"/>
+            </w:tcMar>
+            <w:vAlign w:val="center"/>
+          </w:tcPr>
+          <w:p>
+            <w:r>
+              <w:t xml:space="preserve">情报数据靠同步过来；Windows 本机不自动抓取</w:t>
             </w:r>
           </w:p>
         </w:tc>
@@ -1023,7 +1230,7 @@
         <w:pStyle w:val="ListParagraph"/>
         <w:numPr>
           <w:ilvl w:val="0"/>
-          <w:numId w:val="3"/>
+          <w:numId w:val="2"/>
         </w:numPr>
       </w:pPr>
       <w:r>
@@ -1035,7 +1242,7 @@
         <w:pStyle w:val="ListParagraph"/>
         <w:numPr>
           <w:ilvl w:val="0"/>
-          <w:numId w:val="3"/>
+          <w:numId w:val="2"/>
         </w:numPr>
       </w:pPr>
       <w:r>
@@ -1047,7 +1254,7 @@
         <w:pStyle w:val="ListParagraph"/>
         <w:numPr>
           <w:ilvl w:val="0"/>
-          <w:numId w:val="3"/>
+          <w:numId w:val="2"/>
         </w:numPr>
       </w:pPr>
       <w:r>
@@ -1069,7 +1276,7 @@
         <w:pStyle w:val="ListParagraph"/>
         <w:numPr>
           <w:ilvl w:val="0"/>
-          <w:numId w:val="3"/>
+          <w:numId w:val="2"/>
         </w:numPr>
       </w:pPr>
       <w:r>
@@ -1081,19 +1288,19 @@
         <w:pStyle w:val="ListParagraph"/>
         <w:numPr>
           <w:ilvl w:val="0"/>
-          <w:numId w:val="3"/>
-        </w:numPr>
-      </w:pPr>
-      <w:r>
-        <w:t xml:space="preserve">运营 / 品牌 / 行政人力 / 财务：对话式生成与产出；</w:t>
-      </w:r>
-    </w:p>
-    <w:p>
-      <w:pPr>
-        <w:pStyle w:val="ListParagraph"/>
-        <w:numPr>
-          <w:ilvl w:val="0"/>
-          <w:numId w:val="3"/>
+          <w:numId w:val="2"/>
+        </w:numPr>
+      </w:pPr>
+      <w:r>
+        <w:t xml:space="preserve">运营 / 品牌 / 行政人力 / 财务：对话式生成与产出，公众号一键排版；</w:t>
+      </w:r>
+    </w:p>
+    <w:p>
+      <w:pPr>
+        <w:pStyle w:val="ListParagraph"/>
+        <w:numPr>
+          <w:ilvl w:val="0"/>
+          <w:numId w:val="2"/>
         </w:numPr>
       </w:pPr>
       <w:r>
@@ -1115,7 +1322,7 @@
           <w:i/>
           <w:iCs/>
         </w:rPr>
-        <w:t xml:space="preserve">想把上面几项也做成 Windows 可用（转写、招标自动下载、公众号排版免装 Node 等），告诉我，可以再排一次开发。</w:t>
+        <w:t xml:space="preserve">招标文件自动下载在 Windows 上按设计走手动（成员机通常没有政采抓取环境）。若确有需要在某台 Windows 上启用自动下载，联系管理员单独配置。</w:t>
       </w:r>
     </w:p>
     <w:p/>
@@ -1444,7 +1651,7 @@
           </w:tcPr>
           <w:p>
             <w:r>
-              <w:t xml:space="preserve">录音转写 / 下载招标文件点了没反应</w:t>
+              <w:t xml:space="preserve">录音转写点了提示装引擎</w:t>
             </w:r>
           </w:p>
         </w:tc>
@@ -1467,7 +1674,58 @@
           </w:tcPr>
           <w:p>
             <w:r>
-              <w:t xml:space="preserve">见第五节——这两项 Windows 暂不支持，按替代方案操作。</w:t>
+              <w:t xml:space="preserve">按提示 `pip install openai-whisper` 并装 ffmpeg 加入 PATH；装好重开软件即可。</w:t>
+            </w:r>
+          </w:p>
+        </w:tc>
+      </w:tr>
+      <w:tr>
+        <w:trPr>
+          <w:tblHeader w:val="false"/>
+        </w:trPr>
+        <w:tc>
+          <w:tcPr>
+            <w:tcW w:type="dxa" w:w="4513"/>
+            <w:tcBorders>
+              <w:top w:val="single" w:color="AAAAAA" w:sz="2"/>
+              <w:left w:val="single" w:color="AAAAAA" w:sz="2"/>
+              <w:bottom w:val="single" w:color="AAAAAA" w:sz="2"/>
+              <w:right w:val="single" w:color="AAAAAA" w:sz="2"/>
+            </w:tcBorders>
+            <w:tcMar>
+              <w:top w:type="dxa" w:w="60"/>
+              <w:left w:type="dxa" w:w="100"/>
+              <w:bottom w:type="dxa" w:w="60"/>
+              <w:right w:type="dxa" w:w="100"/>
+            </w:tcMar>
+            <w:vAlign w:val="center"/>
+          </w:tcPr>
+          <w:p>
+            <w:r>
+              <w:t xml:space="preserve">下载招标文件走手动</w:t>
+            </w:r>
+          </w:p>
+        </w:tc>
+        <w:tc>
+          <w:tcPr>
+            <w:tcW w:type="dxa" w:w="4513"/>
+            <w:tcBorders>
+              <w:top w:val="single" w:color="AAAAAA" w:sz="2"/>
+              <w:left w:val="single" w:color="AAAAAA" w:sz="2"/>
+              <w:bottom w:val="single" w:color="AAAAAA" w:sz="2"/>
+              <w:right w:val="single" w:color="AAAAAA" w:sz="2"/>
+            </w:tcBorders>
+            <w:tcMar>
+              <w:top w:type="dxa" w:w="60"/>
+              <w:left w:type="dxa" w:w="100"/>
+              <w:bottom w:type="dxa" w:w="60"/>
+              <w:right w:type="dxa" w:w="100"/>
+            </w:tcMar>
+            <w:vAlign w:val="center"/>
+          </w:tcPr>
+          <w:p>
+            <w:r>
+              <w:t xml:space="preserve">Windows 上按设计走手动：点公告链接下载后拖进项目 `01_招标文件/`。</w:t>
             </w:r>
           </w:p>
         </w:tc>
@@ -1701,13 +1959,13 @@
     </w:lvlOverride>
   </w:num>
   <w:num w:numId="2">
-    <w:abstractNumId w:val="3"/>
+    <w:abstractNumId w:val="2"/>
     <w:lvlOverride w:ilvl="0">
       <w:startOverride w:val="1"/>
     </w:lvlOverride>
   </w:num>
   <w:num w:numId="3">
-    <w:abstractNumId w:val="2"/>
+    <w:abstractNumId w:val="3"/>
     <w:lvlOverride w:ilvl="0">
       <w:startOverride w:val="1"/>
     </w:lvlOverride>

--- a/docs/炬视工作台_Windows安装使用说明.docx
+++ b/docs/炬视工作台_Windows安装使用说明.docx
@@ -551,7 +551,17 @@
         <w:spacing w:after="120"/>
       </w:pPr>
       <w:r>
-        <w:t xml:space="preserve">App 需要一个「数据目录」——也就是公司的 `company-os` 仓库。管理员的 Mac 上已经有；Windows 成员机通常这样准备：</w:t>
+        <w:t xml:space="preserve">App 需要一个「数据目录」——公司的 `company-os` 资料文件夹（含 `knowledge\`、`.claude\` 等）。</w:t>
+      </w:r>
+      <w:r>
+        <w:rPr>
+          <w:b/>
+          <w:bCs/>
+        </w:rPr>
+        <w:t xml:space="preserve">只需一次性拷贝，之后不需要同步</w:t>
+      </w:r>
+      <w:r>
+        <w:t xml:space="preserve">（v0.1.1 起数据不走 git：情报数据 App 自己抓，产出留本机）：</w:t>
       </w:r>
     </w:p>
     <w:p/>
@@ -568,10 +578,10 @@
           <w:b/>
           <w:bCs/>
         </w:rPr>
-        <w:t xml:space="preserve">装一次 Git</w:t>
-      </w:r>
-      <w:r>
-        <w:t xml:space="preserve">：到 https://git-scm.com/download/win 下载安装（一路默认即可）。</w:t>
+        <w:t xml:space="preserve">找管理员要一份 company-os 文件夹</w:t>
+      </w:r>
+      <w:r>
+        <w:t xml:space="preserve">：U 盘拷贝、内网共享、微信传压缩包都行。</w:t>
       </w:r>
     </w:p>
     <w:p>
@@ -583,42 +593,7 @@
         </w:numPr>
       </w:pPr>
       <w:r>
-        <w:rPr>
-          <w:b/>
-          <w:bCs/>
-        </w:rPr>
-        <w:t xml:space="preserve">拿仓库地址</w:t>
-      </w:r>
-      <w:r>
-        <w:t xml:space="preserve">：成员电脑一般连不上 GitHub，所以远程通常指向</w:t>
-      </w:r>
-    </w:p>
-    <w:p>
-      <w:pPr>
-        <w:spacing w:after="120"/>
-      </w:pPr>
-      <w:r>
-        <w:t xml:space="preserve">   </w:t>
-      </w:r>
-      <w:r>
-        <w:rPr>
-          <w:b/>
-          <w:bCs/>
-        </w:rPr>
-        <w:t xml:space="preserve">管理员机的内网共享仓库</w:t>
-      </w:r>
-      <w:r>
-        <w:t xml:space="preserve">或 </w:t>
-      </w:r>
-      <w:r>
-        <w:rPr>
-          <w:b/>
-          <w:bCs/>
-        </w:rPr>
-        <w:t xml:space="preserve">Gitee</w:t>
-      </w:r>
-      <w:r>
-        <w:t xml:space="preserve">（地址找管理员要，拓扑见同目录 `SETUP.md`）。</w:t>
+        <w:t xml:space="preserve">解压/放到本机，例如 `C:\Users\你的用户名\company-os`。</w:t>
       </w:r>
     </w:p>
     <w:p>
@@ -630,66 +605,35 @@
         </w:numPr>
       </w:pPr>
       <w:r>
+        <w:t xml:space="preserve">回到 App 设置页，把</w:t>
+      </w:r>
+      <w:r>
         <w:rPr>
           <w:b/>
           <w:bCs/>
         </w:rPr>
-        <w:t xml:space="preserve">克隆到本地</w:t>
-      </w:r>
-      <w:r>
-        <w:t xml:space="preserve">：打开「命令提示符」或「Git Bash」，执行：</w:t>
-      </w:r>
-    </w:p>
-    <w:p>
-      <w:r>
-        <w:rPr>
-          <w:rFonts w:ascii="Courier New" w:cs="Courier New" w:eastAsia="Courier New" w:hAnsi="Courier New"/>
-        </w:rPr>
-        <w:t xml:space="preserve">   git clone &lt;管理员给你的地址&gt; C:\Users\你的用户名\company-os</w:t>
-      </w:r>
-    </w:p>
-    <w:p>
-      <w:pPr>
-        <w:pStyle w:val="ListParagraph"/>
-        <w:numPr>
-          <w:ilvl w:val="0"/>
-          <w:numId w:val="3"/>
-        </w:numPr>
-      </w:pPr>
-      <w:r>
-        <w:t xml:space="preserve">回到 App 设置页，把</w:t>
-      </w:r>
-      <w:r>
-        <w:rPr>
-          <w:b/>
-          <w:bCs/>
-        </w:rPr>
         <w:t xml:space="preserve">数据目录</w:t>
       </w:r>
       <w:r>
-        <w:t xml:space="preserve">指到 `C:\Users\你的用户名\company-os`。</w:t>
-      </w:r>
-    </w:p>
-    <w:p>
-      <w:pPr>
-        <w:pStyle w:val="ListParagraph"/>
-        <w:numPr>
-          <w:ilvl w:val="0"/>
-          <w:numId w:val="3"/>
-        </w:numPr>
-      </w:pPr>
-      <w:r>
-        <w:t xml:space="preserve">之后用左下角 </w:t>
-      </w:r>
-      <w:r>
-        <w:rPr>
-          <w:b/>
-          <w:bCs/>
-        </w:rPr>
-        <w:t xml:space="preserve">☁️ 一键同步</w:t>
-      </w:r>
-      <w:r>
-        <w:t xml:space="preserve"> 拉取最新 / 提交改动（同步依赖 Git，已装好即可）。</w:t>
+        <w:t xml:space="preserve">指到这个文件夹。</w:t>
+      </w:r>
+    </w:p>
+    <w:p/>
+    <w:p>
+      <w:pPr>
+        <w:pBdr>
+          <w:left w:val="single" w:color="8FAADC" w:sz="12" w:space="8"/>
+        </w:pBdr>
+        <w:shd w:fill="F2F6FA" w:val="clear"/>
+        <w:spacing w:after="80" w:before="80"/>
+        <w:ind w:left="360"/>
+      </w:pPr>
+      <w:r>
+        <w:rPr>
+          <w:i/>
+          <w:iCs/>
+        </w:rPr>
+        <w:t xml:space="preserve">公司「大脑」（统一口径、产品资料）有大更新时，管理员会再发一份新的替换即可。</w:t>
       </w:r>
     </w:p>
     <w:p/>
@@ -852,6 +796,87 @@
           </w:tcPr>
           <w:p>
             <w:r>
+              <w:t xml:space="preserve">行业情报 · 招投标信息</w:t>
+            </w:r>
+          </w:p>
+        </w:tc>
+        <w:tc>
+          <w:tcPr>
+            <w:tcW w:type="dxa" w:w="3008"/>
+            <w:tcBorders>
+              <w:top w:val="single" w:color="AAAAAA" w:sz="2"/>
+              <w:left w:val="single" w:color="AAAAAA" w:sz="2"/>
+              <w:bottom w:val="single" w:color="AAAAAA" w:sz="2"/>
+              <w:right w:val="single" w:color="AAAAAA" w:sz="2"/>
+            </w:tcBorders>
+            <w:tcMar>
+              <w:top w:type="dxa" w:w="60"/>
+              <w:left w:type="dxa" w:w="100"/>
+              <w:bottom w:type="dxa" w:w="60"/>
+              <w:right w:type="dxa" w:w="100"/>
+            </w:tcMar>
+            <w:vAlign w:val="center"/>
+          </w:tcPr>
+          <w:p>
+            <w:r>
+              <w:t xml:space="preserve">✅ </w:t>
+            </w:r>
+            <w:r>
+              <w:rPr>
+                <w:b/>
+                <w:bCs/>
+              </w:rPr>
+              <w:t xml:space="preserve">本机自动抓取（v0.1.1 起）</w:t>
+            </w:r>
+          </w:p>
+        </w:tc>
+        <w:tc>
+          <w:tcPr>
+            <w:tcW w:type="dxa" w:w="3010"/>
+            <w:tcBorders>
+              <w:top w:val="single" w:color="AAAAAA" w:sz="2"/>
+              <w:left w:val="single" w:color="AAAAAA" w:sz="2"/>
+              <w:bottom w:val="single" w:color="AAAAAA" w:sz="2"/>
+              <w:right w:val="single" w:color="AAAAAA" w:sz="2"/>
+            </w:tcBorders>
+            <w:tcMar>
+              <w:top w:type="dxa" w:w="60"/>
+              <w:left w:type="dxa" w:w="100"/>
+              <w:bottom w:type="dxa" w:w="60"/>
+              <w:right w:type="dxa" w:w="100"/>
+            </w:tcMar>
+            <w:vAlign w:val="center"/>
+          </w:tcPr>
+          <w:p>
+            <w:r>
+              <w:t xml:space="preserve">打开「行业情报」页 App 自动从浙江政采/台州公共资源/台州阳光采购抓最近三天公告，无需同步、无需配置</w:t>
+            </w:r>
+          </w:p>
+        </w:tc>
+      </w:tr>
+      <w:tr>
+        <w:trPr>
+          <w:tblHeader w:val="false"/>
+        </w:trPr>
+        <w:tc>
+          <w:tcPr>
+            <w:tcW w:type="dxa" w:w="3008"/>
+            <w:tcBorders>
+              <w:top w:val="single" w:color="AAAAAA" w:sz="2"/>
+              <w:left w:val="single" w:color="AAAAAA" w:sz="2"/>
+              <w:bottom w:val="single" w:color="AAAAAA" w:sz="2"/>
+              <w:right w:val="single" w:color="AAAAAA" w:sz="2"/>
+            </w:tcBorders>
+            <w:tcMar>
+              <w:top w:type="dxa" w:w="60"/>
+              <w:left w:type="dxa" w:w="100"/>
+              <w:bottom w:type="dxa" w:w="60"/>
+              <w:right w:type="dxa" w:w="100"/>
+            </w:tcMar>
+            <w:vAlign w:val="center"/>
+          </w:tcPr>
+          <w:p>
+            <w:r>
               <w:t xml:space="preserve">运营 · 公众号一键排版</w:t>
             </w:r>
           </w:p>
@@ -933,7 +958,7 @@
           </w:tcPr>
           <w:p>
             <w:r>
-              <w:t xml:space="preserve">☁️ 一键同步</w:t>
+              <w:t xml:space="preserve">解决方案 · 录音转写（whisper）</w:t>
             </w:r>
           </w:p>
         </w:tc>
@@ -956,7 +981,7 @@
           </w:tcPr>
           <w:p>
             <w:r>
-              <w:t xml:space="preserve">✅ 可用（需装 Git）</w:t>
+              <w:t xml:space="preserve">✅ 装了引擎就能用</w:t>
             </w:r>
           </w:p>
         </w:tc>
@@ -979,7 +1004,7 @@
           </w:tcPr>
           <w:p>
             <w:r>
-              <w:t xml:space="preserve">装一次 Git（https://git-scm.com/download/win），远程指内网仓库/Gitee</w:t>
+              <w:t xml:space="preserve">需 `pip install openai-whisper` + 安装 ffmpeg 并加入 PATH；未装则提示安装</w:t>
             </w:r>
           </w:p>
         </w:tc>
@@ -1007,7 +1032,7 @@
           </w:tcPr>
           <w:p>
             <w:r>
-              <w:t xml:space="preserve">解决方案 · 录音转写（whisper）</w:t>
+              <w:t xml:space="preserve">☁️ 一键同步</w:t>
             </w:r>
           </w:p>
         </w:tc>
@@ -1030,7 +1055,7 @@
           </w:tcPr>
           <w:p>
             <w:r>
-              <w:t xml:space="preserve">✅ 装了引擎就能用</w:t>
+              <w:t xml:space="preserve">按钮不出现（正常）</w:t>
             </w:r>
           </w:p>
         </w:tc>
@@ -1053,7 +1078,7 @@
           </w:tcPr>
           <w:p>
             <w:r>
-              <w:t xml:space="preserve">需 `pip install openai-whisper` + 安装 ffmpeg 并加入 PATH；未装则提示安装</w:t>
+              <w:t xml:space="preserve">v0.1.1 起数据不走 git：git 只管应用更新（装新版安装包），资料/产出留本机</w:t>
             </w:r>
           </w:p>
         </w:tc>
@@ -1155,7 +1180,7 @@
           </w:tcPr>
           <w:p>
             <w:r>
-              <w:t xml:space="preserve">行业情报 · 每日自动抓取</w:t>
+              <w:t xml:space="preserve">行业情报 · 行业趋势/政策文件</w:t>
             </w:r>
           </w:p>
         </w:tc>
@@ -1178,7 +1203,7 @@
           </w:tcPr>
           <w:p>
             <w:r>
-              <w:t xml:space="preserve">⚠️ 任务在 Mac 管理员机</w:t>
+              <w:t xml:space="preserve">⚠️ 来自管理员机</w:t>
             </w:r>
           </w:p>
         </w:tc>
@@ -1201,7 +1226,7 @@
           </w:tcPr>
           <w:p>
             <w:r>
-              <w:t xml:space="preserve">情报数据靠同步过来；Windows 本机不自动抓取</w:t>
+              <w:t xml:space="preserve">研报站需会员登录，成员机此两个标签为空属正常</w:t>
             </w:r>
           </w:p>
         </w:tc>
@@ -1549,7 +1574,7 @@
           </w:tcPr>
           <w:p>
             <w:r>
-              <w:t xml:space="preserve">☁️ 同步失败</w:t>
+              <w:t xml:space="preserve">找不到 ☁️ 同步按钮</w:t>
             </w:r>
           </w:p>
         </w:tc>
@@ -1572,7 +1597,58 @@
           </w:tcPr>
           <w:p>
             <w:r>
-              <w:t xml:space="preserve">确认已装 Git；远程要指向内网仓库/Gitee（找管理员），不是 GitHub。</w:t>
+              <w:t xml:space="preserve">v0.1.1 起数据不走 git 同步，按钮只在管理员开发机出现；成员机没有属正常。</w:t>
+            </w:r>
+          </w:p>
+        </w:tc>
+      </w:tr>
+      <w:tr>
+        <w:trPr>
+          <w:tblHeader w:val="false"/>
+        </w:trPr>
+        <w:tc>
+          <w:tcPr>
+            <w:tcW w:type="dxa" w:w="4513"/>
+            <w:tcBorders>
+              <w:top w:val="single" w:color="AAAAAA" w:sz="2"/>
+              <w:left w:val="single" w:color="AAAAAA" w:sz="2"/>
+              <w:bottom w:val="single" w:color="AAAAAA" w:sz="2"/>
+              <w:right w:val="single" w:color="AAAAAA" w:sz="2"/>
+            </w:tcBorders>
+            <w:tcMar>
+              <w:top w:type="dxa" w:w="60"/>
+              <w:left w:type="dxa" w:w="100"/>
+              <w:bottom w:type="dxa" w:w="60"/>
+              <w:right w:type="dxa" w:w="100"/>
+            </w:tcMar>
+            <w:vAlign w:val="center"/>
+          </w:tcPr>
+          <w:p>
+            <w:r>
+              <w:t xml:space="preserve">行业情报是空的</w:t>
+            </w:r>
+          </w:p>
+        </w:tc>
+        <w:tc>
+          <w:tcPr>
+            <w:tcW w:type="dxa" w:w="4513"/>
+            <w:tcBorders>
+              <w:top w:val="single" w:color="AAAAAA" w:sz="2"/>
+              <w:left w:val="single" w:color="AAAAAA" w:sz="2"/>
+              <w:bottom w:val="single" w:color="AAAAAA" w:sz="2"/>
+              <w:right w:val="single" w:color="AAAAAA" w:sz="2"/>
+            </w:tcBorders>
+            <w:tcMar>
+              <w:top w:type="dxa" w:w="60"/>
+              <w:left w:type="dxa" w:w="100"/>
+              <w:bottom w:type="dxa" w:w="60"/>
+              <w:right w:type="dxa" w:w="100"/>
+            </w:tcMar>
+            <w:vAlign w:val="center"/>
+          </w:tcPr>
+          <w:p>
+            <w:r>
+              <w:t xml:space="preserve">打开「行业情报」页等自动抓取（首次十几秒）或点「刷新」；行业趋势/政策文件两个标签在成员机为空属正常。</w:t>
             </w:r>
           </w:p>
         </w:tc>

--- a/docs/炬视工作台_Windows安装使用说明.docx
+++ b/docs/炬视工作台_Windows安装使用说明.docx
@@ -429,10 +429,47 @@
           <w:b/>
           <w:bCs/>
         </w:rPr>
-        <w:t xml:space="preserve">选公司 → 选自己的名字</w:t>
-      </w:r>
-      <w:r>
-        <w:t xml:space="preserve">（可设 4 位 PIN；忘了找管理员重置）。</w:t>
+        <w:t xml:space="preserve">选公司 → 点自己的名字登录</w:t>
+      </w:r>
+      <w:r>
+        <w:t xml:space="preserve">。账号由管理员提前分配，</w:t>
+      </w:r>
+      <w:r>
+        <w:rPr>
+          <w:b/>
+          <w:bCs/>
+        </w:rPr>
+        <w:t xml:space="preserve">初始 PIN 都是 123456</w:t>
+      </w:r>
+      <w:r>
+        <w:t xml:space="preserve">，首次登录会提示改成自己的 PIN；忘了找管理员重置。普通员工只会看到管理员分配的分身。</w:t>
+      </w:r>
+    </w:p>
+    <w:p>
+      <w:pPr>
+        <w:pStyle w:val="ListParagraph"/>
+        <w:numPr>
+          <w:ilvl w:val="0"/>
+          <w:numId w:val="3"/>
+        </w:numPr>
+      </w:pPr>
+      <w:r>
+        <w:rPr>
+          <w:b/>
+          <w:bCs/>
+        </w:rPr>
+        <w:t xml:space="preserve">数据目录</w:t>
+      </w:r>
+      <w:r>
+        <w:t xml:space="preserve">（管理员配一次）：指向本机的 `company-os` 仓库文件夹，例如</w:t>
+      </w:r>
+    </w:p>
+    <w:p>
+      <w:pPr>
+        <w:spacing w:after="120"/>
+      </w:pPr>
+      <w:r>
+        <w:t xml:space="preserve">   `C:\Users\你的用户名\company-os`。里面应有 `knowledge\`、`outputs\`、`bidding\` 等子目录。</w:t>
       </w:r>
     </w:p>
     <w:p>
@@ -444,7 +481,7 @@
         </w:numPr>
       </w:pPr>
       <w:r>
-        <w:t xml:space="preserve">这只是给产出文件留「谁做的」痕迹，不是账号安全系统。</w:t>
+        <w:t xml:space="preserve">本机还没有这个文件夹？见下面第四节。</w:t>
       </w:r>
     </w:p>
     <w:p>
@@ -460,30 +497,111 @@
           <w:b/>
           <w:bCs/>
         </w:rPr>
-        <w:t xml:space="preserve">数据目录</w:t>
-      </w:r>
-      <w:r>
-        <w:t xml:space="preserve">（管理员配一次）：指向本机的 `company-os` 仓库文件夹，例如</w:t>
-      </w:r>
-    </w:p>
+        <w:t xml:space="preserve">模型供应商 + API Key</w:t>
+      </w:r>
+      <w:r>
+        <w:t xml:space="preserve">（管理员配一次）：选供应商、填 Key（只存本机，不上传）。</w:t>
+      </w:r>
+    </w:p>
+    <w:p/>
     <w:p>
       <w:pPr>
         <w:spacing w:after="120"/>
       </w:pPr>
       <w:r>
-        <w:t xml:space="preserve">   `C:\Users\你的用户名\company-os`。里面应有 `knowledge\`、`outputs\`、`bidding\` 等子目录。</w:t>
-      </w:r>
-    </w:p>
-    <w:p>
-      <w:pPr>
-        <w:pStyle w:val="ListParagraph"/>
-        <w:numPr>
-          <w:ilvl w:val="0"/>
-          <w:numId w:val="2"/>
-        </w:numPr>
-      </w:pPr>
-      <w:r>
-        <w:t xml:space="preserve">本机还没有这个文件夹？见下面第四节。</w:t>
+        <w:t xml:space="preserve">配好后，</w:t>
+      </w:r>
+      <w:r>
+        <w:rPr>
+          <w:b/>
+          <w:bCs/>
+        </w:rPr>
+        <w:t xml:space="preserve">普通员工直接用分身干活即可，看不到设置页</w:t>
+      </w:r>
+      <w:r>
+        <w:t xml:space="preserve">。</w:t>
+      </w:r>
+    </w:p>
+    <w:p/>
+    <w:p>
+      <w:pPr>
+        <w:pBdr>
+          <w:bottom w:val="single" w:color="CCCCCC" w:sz="6" w:space="1"/>
+        </w:pBdr>
+        <w:spacing w:after="200"/>
+      </w:pPr>
+      <w:r>
+        <w:t xml:space="preserve"/>
+      </w:r>
+    </w:p>
+    <w:p/>
+    <w:p>
+      <w:pPr>
+        <w:pStyle w:val="Heading2"/>
+      </w:pPr>
+      <w:r>
+        <w:t xml:space="preserve">四、数据目录从哪来（Windows 成员机）</w:t>
+      </w:r>
+    </w:p>
+    <w:p/>
+    <w:p>
+      <w:pPr>
+        <w:spacing w:after="120"/>
+      </w:pPr>
+      <w:r>
+        <w:t xml:space="preserve">App 需要一个「数据目录」——公司的 `company-os` 资料文件夹（含 `knowledge\`、`.claude\` 等）。</w:t>
+      </w:r>
+      <w:r>
+        <w:rPr>
+          <w:b/>
+          <w:bCs/>
+        </w:rPr>
+        <w:t xml:space="preserve">只需一次性拷贝，之后不需要同步</w:t>
+      </w:r>
+      <w:r>
+        <w:t xml:space="preserve">（v0.1.1 起数据不走 git：情报数据 App 自己抓，产出留本机）：</w:t>
+      </w:r>
+    </w:p>
+    <w:p/>
+    <w:p>
+      <w:pPr>
+        <w:spacing w:after="120"/>
+      </w:pPr>
+      <w:r>
+        <w:rPr>
+          <w:b/>
+          <w:bCs/>
+        </w:rPr>
+        <w:t xml:space="preserve">方式 A（最简单，v0.1.5 起）</w:t>
+      </w:r>
+      <w:r>
+        <w:t xml:space="preserve">：管理员在设置页点该公司的「</w:t>
+      </w:r>
+      <w:r>
+        <w:rPr>
+          <w:b/>
+          <w:bCs/>
+        </w:rPr>
+        <w:t xml:space="preserve">初始化目录</w:t>
+      </w:r>
+      <w:r>
+        <w:t xml:space="preserve">」——从安装包内置模板一键生成全新数据目录（含 9 个分身定义、知识库、目录骨架），无需从别处拷贝。</w:t>
+      </w:r>
+    </w:p>
+    <w:p/>
+    <w:p>
+      <w:pPr>
+        <w:spacing w:after="120"/>
+      </w:pPr>
+      <w:r>
+        <w:rPr>
+          <w:b/>
+          <w:bCs/>
+        </w:rPr>
+        <w:t xml:space="preserve">方式 B（要带上已有资料时）</w:t>
+      </w:r>
+      <w:r>
+        <w:t xml:space="preserve">：</w:t>
       </w:r>
     </w:p>
     <w:p>
@@ -495,93 +613,7 @@
         </w:numPr>
       </w:pPr>
       <w:r>
-        <w:rPr>
-          <w:b/>
-          <w:bCs/>
-        </w:rPr>
-        <w:t xml:space="preserve">模型供应商 + API Key</w:t>
-      </w:r>
-      <w:r>
-        <w:t xml:space="preserve">（管理员配一次）：选供应商、填 Key（只存本机，不上传）。</w:t>
-      </w:r>
-    </w:p>
-    <w:p/>
-    <w:p>
-      <w:pPr>
-        <w:spacing w:after="120"/>
-      </w:pPr>
-      <w:r>
-        <w:t xml:space="preserve">配好后，</w:t>
-      </w:r>
-      <w:r>
-        <w:rPr>
-          <w:b/>
-          <w:bCs/>
-        </w:rPr>
-        <w:t xml:space="preserve">普通员工直接用分身干活即可，看不到设置页</w:t>
-      </w:r>
-      <w:r>
-        <w:t xml:space="preserve">。</w:t>
-      </w:r>
-    </w:p>
-    <w:p/>
-    <w:p>
-      <w:pPr>
-        <w:pBdr>
-          <w:bottom w:val="single" w:color="CCCCCC" w:sz="6" w:space="1"/>
-        </w:pBdr>
-        <w:spacing w:after="200"/>
-      </w:pPr>
-      <w:r>
-        <w:t xml:space="preserve"/>
-      </w:r>
-    </w:p>
-    <w:p/>
-    <w:p>
-      <w:pPr>
-        <w:pStyle w:val="Heading2"/>
-      </w:pPr>
-      <w:r>
-        <w:t xml:space="preserve">四、数据目录从哪来（Windows 成员机）</w:t>
-      </w:r>
-    </w:p>
-    <w:p/>
-    <w:p>
-      <w:pPr>
-        <w:spacing w:after="120"/>
-      </w:pPr>
-      <w:r>
-        <w:t xml:space="preserve">App 需要一个「数据目录」——公司的 `company-os` 资料文件夹（含 `knowledge\`、`.claude\` 等）。</w:t>
-      </w:r>
-      <w:r>
-        <w:rPr>
-          <w:b/>
-          <w:bCs/>
-        </w:rPr>
-        <w:t xml:space="preserve">只需一次性拷贝，之后不需要同步</w:t>
-      </w:r>
-      <w:r>
-        <w:t xml:space="preserve">（v0.1.1 起数据不走 git：情报数据 App 自己抓，产出留本机）：</w:t>
-      </w:r>
-    </w:p>
-    <w:p/>
-    <w:p>
-      <w:pPr>
-        <w:pStyle w:val="ListParagraph"/>
-        <w:numPr>
-          <w:ilvl w:val="0"/>
-          <w:numId w:val="3"/>
-        </w:numPr>
-      </w:pPr>
-      <w:r>
-        <w:rPr>
-          <w:b/>
-          <w:bCs/>
-        </w:rPr>
-        <w:t xml:space="preserve">找管理员要一份 company-os 文件夹</w:t>
-      </w:r>
-      <w:r>
-        <w:t xml:space="preserve">：U 盘拷贝、内网共享、微信传压缩包都行。</w:t>
+        <w:t xml:space="preserve">找管理员要一份 company-os 文件夹：U 盘拷贝、内网共享、微信传压缩包都行。</w:t>
       </w:r>
     </w:p>
     <w:p>
